--- a/files/publications.docx
+++ b/files/publications.docx
@@ -149,7 +149,7 @@
           <w:highlight w:val="white"/>
           <w:rtl w:val="0"/>
         </w:rPr>
-        <w:t xml:space="preserve">Dhanuka, S., Iyer, S., Singh, M., More, M., Gupta, R., Gupta, D., Mukhopadhyay, P. and Juneja, S., 2026. AdaWeather: Adaptively Mixing Probabilistic Weather Forecasts with Logarithmic Regret. Submitted to NeurIPS 2026. (</w:t>
+        <w:t xml:space="preserve">Dhanuka, S., Iyer, S., Singh, M., More, M., Gupta, R., Gupta, D., Mukhopadhyay, P. and Juneja, S., 2026. AdaWeather: Adaptively Mixing Probabilistic Weather Forecasts with Logarithmic Regret. (</w:t>
       </w:r>
       <w:hyperlink r:id="rId7">
         <w:r>
